--- a/templates/刑事辩护/9集体讨论记录.docx
+++ b/templates/刑事辩护/9集体讨论记录.docx
@@ -99,7 +99,7 @@
           <w:sz w:val="28"/>
           <w:szCs w:val="28"/>
         </w:rPr>
-        <w:t>委托人：{{二委托人}}</w:t>
+        <w:t>委托人：{{_2委托人}}</w:t>
       </w:r>
     </w:p>
     <w:p>
@@ -117,7 +117,7 @@
           <w:sz w:val="28"/>
           <w:szCs w:val="28"/>
         </w:rPr>
-        <w:t>承办律师：{{十代理律师}}</w:t>
+        <w:t>承办律师：{{_10代理律师}}</w:t>
       </w:r>
     </w:p>
     <w:p>
@@ -135,7 +135,7 @@
           <w:sz w:val="28"/>
           <w:szCs w:val="28"/>
         </w:rPr>
-        <w:t>案由：{{九案由}}</w:t>
+        <w:t>案由：{{_9案由}}</w:t>
       </w:r>
     </w:p>
     <w:p>
